--- a/acts-sermons/docx/61_2027-12-12_주의뜻대로되기를원하노라_행21장1-16절.docx
+++ b/acts-sermons/docx/61_2027-12-12_주의뜻대로되기를원하노라_행21장1-16절.docx
@@ -647,33 +647,33 @@
           <w:sz w:val="24"/>
           <w:szCs w:val="24"/>
         </w:rPr>
-        <w:t xml:space="preserve">다니엘서 3장에는 바벨론 왕 느부갓네살이 세운 거대한 금 신상 이야기가 나옵니다. 높이가 육십 규빗이나 되는 신상이었습니다. 왕은 모든 백성에게 악기 소리가 들리면 엎드려 절하라고 명령했고, 절하지 않는 자는 맹렬히 타는 풀무불에 던져 넣겠다고 했습니다.</w:t>
-      </w:r>
-    </w:p>
-    <w:p>
-      <w:pPr>
-        <w:spacing w:after="160" w:line="360"/>
-      </w:pPr>
-      <w:r>
-        <w:rPr>
-          <w:rFonts w:ascii="맑은 고딕" w:cs="맑은 고딕" w:eastAsia="맑은 고딕" w:hAnsi="맑은 고딕"/>
-          <w:sz w:val="24"/>
-          <w:szCs w:val="24"/>
-        </w:rPr>
-        <w:t xml:space="preserve">그러나 다니엘의 세 친구 사드락과 메삭과 아벳느고는 절하지 않았습니다. 분노한 왕이 다시 기회를 주며 위협하자 그들은 이렇게 대답했습니다. “만일 그럴 것이면 왕이여 우리가 섬기는 우리 하나님이 우리를 맹렬히 타는 풀무불 가운데에서 능히 건져내시겠고 왕의 손에서도 건져내시리이다 그렇게 하지 아니하실지라도 왕이여 우리가 왕의 신들을 섬기지도 아니하고 왕이 세운 금 신상에게 절하지도 아니할 줄을 아옵소서.”</w:t>
-      </w:r>
-    </w:p>
-    <w:p>
-      <w:pPr>
-        <w:spacing w:after="160" w:line="360"/>
-      </w:pPr>
-      <w:r>
-        <w:rPr>
-          <w:rFonts w:ascii="맑은 고딕" w:cs="맑은 고딕" w:eastAsia="맑은 고딕" w:hAnsi="맑은 고딕"/>
-          <w:sz w:val="24"/>
-          <w:szCs w:val="24"/>
-        </w:rPr>
-        <w:t xml:space="preserve">‘그렇게 하지 아니하실지라도’, 이것이 고난을 각오한 믿음입니다. 하나님께서 건져 주시면 감사하고, 건져 주지 않으셔도 신실하겠다는 고백입니다. 결국 하나님은 그들을 풀무불 속에서 지키셨고, 불 속에 넷째 사람이 함께 거니는 것을 왕이 보았습니다. 바울도 같은 믿음으로 예루살렘을 향했습니다. 살든지 죽든지 주님의 것이라는 믿음이었습니다.</w:t>
+        <w:t xml:space="preserve">고린도후서 12장에서 바울은 자기 인생의 깊은 아픔 하나를 털어놓습니다. 그는 셋째 하늘에 이끌려 올라가는 놀라운 계시를 받았습니다. 그런데 그 후에 그의 육체에 가시가 주어졌습니다. 바울은 그것을 사탄의 사자라고 불렀습니다. 그것이 무엇이었는지 성경은 자세히 말하지 않습니다. 다만 그를 몹시 괴롭게 하는 고통이었던 것만은 분명합니다.</w:t>
+      </w:r>
+    </w:p>
+    <w:p>
+      <w:pPr>
+        <w:spacing w:after="160" w:line="360"/>
+      </w:pPr>
+      <w:r>
+        <w:rPr>
+          <w:rFonts w:ascii="맑은 고딕" w:cs="맑은 고딕" w:eastAsia="맑은 고딕" w:hAnsi="맑은 고딕"/>
+          <w:sz w:val="24"/>
+          <w:szCs w:val="24"/>
+        </w:rPr>
+        <w:t xml:space="preserve">바울은 그 가시가 떠나가게 해 달라고 세 번 주께 간구했습니다. 그러나 주님의 대답은 가시를 없애 주시는 것이 아니었습니다. “내 은혜가 네게 족하도다 이는 내 능력이 약한 데서 온전하여짐이라.” 그 말씀을 들은 바울은 원망하지 않았습니다. 오히려 이렇게 고백했습니다. “내가 그리스도를 위하여 약한 것들과 능욕과 궁핍과 박해와 곤고를 기뻐하노니 이는 내가 약할 그 때에 강함이라.”</w:t>
+      </w:r>
+    </w:p>
+    <w:p>
+      <w:pPr>
+        <w:spacing w:after="160" w:line="360"/>
+      </w:pPr>
+      <w:r>
+        <w:rPr>
+          <w:rFonts w:ascii="맑은 고딕" w:cs="맑은 고딕" w:eastAsia="맑은 고딕" w:hAnsi="맑은 고딕"/>
+          <w:sz w:val="24"/>
+          <w:szCs w:val="24"/>
+        </w:rPr>
+        <w:t xml:space="preserve">이것이 고난을 각오한 사람의 비밀입니다. 바울은 고난을 좋아한 사람이 아니었습니다. 그도 아픔이 사라지기를 기도했습니다. 그러나 주님의 은혜가 고난보다 크다는 것을 알았기에, 그리스도를 위한 고난이라면 기꺼이 받아들였습니다. 그래서 그는 예루살렘에서 결박당할 것을 알면서도 말할 수 있었습니다. 주 예수의 이름을 위하여 결박당할 뿐 아니라 죽을 것도 각오하였노라. 그 담대함은 바울의 강함이 아니라 족한 은혜에서 나왔습니다.</w:t>
       </w:r>
     </w:p>
     <w:p>
@@ -814,7 +814,7 @@
           <w:sz w:val="24"/>
           <w:szCs w:val="24"/>
         </w:rPr>
-        <w:t xml:space="preserve">주님은 고난의 길을 홀로 가게 하지 않으십니다. 풀무불 속에서도 함께 계셨던 주님이 우리와 함께하십니다.</w:t>
+        <w:t xml:space="preserve">주님은 고난의 길을 홀로 가게 하지 않으십니다. 약한 데서 능력을 온전하게 하시는 주님이 우리와 함께하십니다.</w:t>
       </w:r>
     </w:p>
     <w:p>

--- a/acts-sermons/docx/61_2027-12-12_주의뜻대로되기를원하노라_행21장1-16절.docx
+++ b/acts-sermons/docx/61_2027-12-12_주의뜻대로되기를원하노라_행21장1-16절.docx
@@ -926,7 +926,7 @@
           <w:sz w:val="24"/>
           <w:szCs w:val="24"/>
         </w:rPr>
-        <w:t xml:space="preserve">이 고백은 주님께서 가르쳐 주신 기도와 닮았습니다. “뜻이 하늘에서 이룬 것 같이 땅에서도 이루어지이다.” 그리고 겟세마네에서 주님이 하신 기도를 떠올리게 합니다. “나의 원대로 마시옵고 아버지의 원대로 하옵소서.” 성도들은 바울의 길을 이해할 수 없었고, 그 결과를 감당하기도 어려웠습니다. 그러나 그들은 하나님의 주권을 신뢰했습니다. 하나님께서 바울의 생명과 사역을 다스리신다는 믿음이었습니다.</w:t>
+        <w:t xml:space="preserve">이 고백은 주님께서 가르쳐 주신 기도와 닮았습니다. “뜻이 하늘에서 이루어진 것 같이 땅에서도 이루어지이다.” 그리고 겟세마네에서 주님이 하신 기도를 떠올리게 합니다. “나의 원대로 마시옵고 아버지의 원대로 하옵소서.” 성도들은 바울의 길을 이해할 수 없었고, 그 결과를 감당하기도 어려웠습니다. 그러나 그들은 하나님의 주권을 신뢰했습니다. 하나님께서 바울의 생명과 사역을 다스리신다는 믿음이었습니다.</w:t>
       </w:r>
     </w:p>
     <w:p>
